--- a/CRONOGRAMA.docx
+++ b/CRONOGRAMA.docx
@@ -137,6 +137,7 @@
             </w:pPr>
             <w:r>
               <w:rPr>
+                <w:rFonts w:ascii="Calibri" w:hAnsi="Calibri" w:cs="Calibri"/>
                 <w:b/>
                 <w:bCs/>
               </w:rPr>
@@ -159,6 +160,7 @@
             </w:pPr>
             <w:r>
               <w:rPr>
+                <w:rFonts w:ascii="Calibri" w:hAnsi="Calibri" w:cs="Calibri"/>
                 <w:b/>
                 <w:bCs/>
               </w:rPr>
@@ -181,6 +183,7 @@
             </w:pPr>
             <w:r>
               <w:rPr>
+                <w:rFonts w:ascii="Calibri" w:hAnsi="Calibri" w:cs="Calibri"/>
                 <w:b/>
                 <w:bCs/>
               </w:rPr>
@@ -204,6 +207,9 @@
               </w:rPr>
             </w:pPr>
             <w:r>
+              <w:rPr>
+                <w:rFonts w:ascii="Calibri" w:hAnsi="Calibri" w:cs="Calibri"/>
+              </w:rPr>
               <w:t>0</w:t>
             </w:r>
           </w:p>
@@ -222,6 +228,9 @@
               </w:rPr>
             </w:pPr>
             <w:r>
+              <w:rPr>
+                <w:rFonts w:ascii="Calibri" w:hAnsi="Calibri" w:cs="Calibri"/>
+              </w:rPr>
               <w:t>Preparación</w:t>
             </w:r>
           </w:p>
@@ -232,14 +241,17 @@
           </w:tcPr>
           <w:p>
             <w:pPr>
-              <w:jc w:val="both"/>
-              <w:rPr>
-                <w:rFonts w:ascii="Calibri" w:hAnsi="Calibri" w:cs="Calibri"/>
-                <w:b/>
-                <w:bCs/>
-              </w:rPr>
-            </w:pPr>
-            <w:r>
+              <w:jc w:val="center"/>
+              <w:rPr>
+                <w:rFonts w:ascii="Calibri" w:hAnsi="Calibri" w:cs="Calibri"/>
+                <w:b/>
+                <w:bCs/>
+              </w:rPr>
+            </w:pPr>
+            <w:r>
+              <w:rPr>
+                <w:rFonts w:ascii="Calibri" w:hAnsi="Calibri" w:cs="Calibri"/>
+              </w:rPr>
               <w:t>Configuración del entorno, backlog inicial.</w:t>
             </w:r>
           </w:p>
@@ -260,6 +272,9 @@
               </w:rPr>
             </w:pPr>
             <w:r>
+              <w:rPr>
+                <w:rFonts w:ascii="Calibri" w:hAnsi="Calibri" w:cs="Calibri"/>
+              </w:rPr>
               <w:t>1</w:t>
             </w:r>
           </w:p>
@@ -278,6 +293,9 @@
               </w:rPr>
             </w:pPr>
             <w:r>
+              <w:rPr>
+                <w:rFonts w:ascii="Calibri" w:hAnsi="Calibri" w:cs="Calibri"/>
+              </w:rPr>
               <w:t>1-2</w:t>
             </w:r>
           </w:p>
@@ -288,14 +306,17 @@
           </w:tcPr>
           <w:p>
             <w:pPr>
-              <w:jc w:val="both"/>
-              <w:rPr>
-                <w:rFonts w:ascii="Calibri" w:hAnsi="Calibri" w:cs="Calibri"/>
-                <w:b/>
-                <w:bCs/>
-              </w:rPr>
-            </w:pPr>
-            <w:r>
+              <w:jc w:val="center"/>
+              <w:rPr>
+                <w:rFonts w:ascii="Calibri" w:hAnsi="Calibri" w:cs="Calibri"/>
+                <w:b/>
+                <w:bCs/>
+              </w:rPr>
+            </w:pPr>
+            <w:r>
+              <w:rPr>
+                <w:rFonts w:ascii="Calibri" w:hAnsi="Calibri" w:cs="Calibri"/>
+              </w:rPr>
               <w:t>RF01 (Registro de puestos) + RF02 (Registro de comerciantes).</w:t>
             </w:r>
           </w:p>
@@ -316,6 +337,9 @@
               </w:rPr>
             </w:pPr>
             <w:r>
+              <w:rPr>
+                <w:rFonts w:ascii="Calibri" w:hAnsi="Calibri" w:cs="Calibri"/>
+              </w:rPr>
               <w:t>2</w:t>
             </w:r>
           </w:p>
@@ -334,6 +358,9 @@
               </w:rPr>
             </w:pPr>
             <w:r>
+              <w:rPr>
+                <w:rFonts w:ascii="Calibri" w:hAnsi="Calibri" w:cs="Calibri"/>
+              </w:rPr>
               <w:t>3-4</w:t>
             </w:r>
           </w:p>
@@ -344,14 +371,17 @@
           </w:tcPr>
           <w:p>
             <w:pPr>
-              <w:jc w:val="both"/>
-              <w:rPr>
-                <w:rFonts w:ascii="Calibri" w:hAnsi="Calibri" w:cs="Calibri"/>
-                <w:b/>
-                <w:bCs/>
-              </w:rPr>
-            </w:pPr>
-            <w:r>
+              <w:jc w:val="center"/>
+              <w:rPr>
+                <w:rFonts w:ascii="Calibri" w:hAnsi="Calibri" w:cs="Calibri"/>
+                <w:b/>
+                <w:bCs/>
+              </w:rPr>
+            </w:pPr>
+            <w:r>
+              <w:rPr>
+                <w:rFonts w:ascii="Calibri" w:hAnsi="Calibri" w:cs="Calibri"/>
+              </w:rPr>
               <w:t>RF03 (Tarifa mensual) + inicio de RF04 (registro de pago básico).</w:t>
             </w:r>
           </w:p>
@@ -372,6 +402,9 @@
               </w:rPr>
             </w:pPr>
             <w:r>
+              <w:rPr>
+                <w:rFonts w:ascii="Calibri" w:hAnsi="Calibri" w:cs="Calibri"/>
+              </w:rPr>
               <w:t>3</w:t>
             </w:r>
           </w:p>
@@ -390,6 +423,9 @@
               </w:rPr>
             </w:pPr>
             <w:r>
+              <w:rPr>
+                <w:rFonts w:ascii="Calibri" w:hAnsi="Calibri" w:cs="Calibri"/>
+              </w:rPr>
               <w:t>5-6</w:t>
             </w:r>
           </w:p>
@@ -400,14 +436,17 @@
           </w:tcPr>
           <w:p>
             <w:pPr>
-              <w:jc w:val="both"/>
-              <w:rPr>
-                <w:rFonts w:ascii="Calibri" w:hAnsi="Calibri" w:cs="Calibri"/>
-                <w:b/>
-                <w:bCs/>
-              </w:rPr>
-            </w:pPr>
-            <w:r>
+              <w:jc w:val="center"/>
+              <w:rPr>
+                <w:rFonts w:ascii="Calibri" w:hAnsi="Calibri" w:cs="Calibri"/>
+                <w:b/>
+                <w:bCs/>
+              </w:rPr>
+            </w:pPr>
+            <w:r>
+              <w:rPr>
+                <w:rFonts w:ascii="Calibri" w:hAnsi="Calibri" w:cs="Calibri"/>
+              </w:rPr>
               <w:t>RF04 completo + RF05 (licencias sanitarias versión inicial).</w:t>
             </w:r>
           </w:p>
@@ -428,6 +467,9 @@
               </w:rPr>
             </w:pPr>
             <w:r>
+              <w:rPr>
+                <w:rFonts w:ascii="Calibri" w:hAnsi="Calibri" w:cs="Calibri"/>
+              </w:rPr>
               <w:t>4</w:t>
             </w:r>
           </w:p>
@@ -446,6 +488,9 @@
               </w:rPr>
             </w:pPr>
             <w:r>
+              <w:rPr>
+                <w:rFonts w:ascii="Calibri" w:hAnsi="Calibri" w:cs="Calibri"/>
+              </w:rPr>
               <w:t>7-8</w:t>
             </w:r>
           </w:p>
@@ -456,14 +501,17 @@
           </w:tcPr>
           <w:p>
             <w:pPr>
-              <w:jc w:val="both"/>
-              <w:rPr>
-                <w:rFonts w:ascii="Calibri" w:hAnsi="Calibri" w:cs="Calibri"/>
-                <w:b/>
-                <w:bCs/>
-              </w:rPr>
-            </w:pPr>
-            <w:r>
+              <w:jc w:val="center"/>
+              <w:rPr>
+                <w:rFonts w:ascii="Calibri" w:hAnsi="Calibri" w:cs="Calibri"/>
+                <w:b/>
+                <w:bCs/>
+              </w:rPr>
+            </w:pPr>
+            <w:r>
+              <w:rPr>
+                <w:rFonts w:ascii="Calibri" w:hAnsi="Calibri" w:cs="Calibri"/>
+              </w:rPr>
               <w:t>RF06 (Informe de recaudación) – versión simple.</w:t>
             </w:r>
           </w:p>
@@ -484,6 +532,9 @@
               </w:rPr>
             </w:pPr>
             <w:r>
+              <w:rPr>
+                <w:rFonts w:ascii="Calibri" w:hAnsi="Calibri" w:cs="Calibri"/>
+              </w:rPr>
               <w:t>5</w:t>
             </w:r>
           </w:p>
@@ -502,6 +553,9 @@
               </w:rPr>
             </w:pPr>
             <w:r>
+              <w:rPr>
+                <w:rFonts w:ascii="Calibri" w:hAnsi="Calibri" w:cs="Calibri"/>
+              </w:rPr>
               <w:t>9-10</w:t>
             </w:r>
           </w:p>
@@ -512,14 +566,17 @@
           </w:tcPr>
           <w:p>
             <w:pPr>
-              <w:jc w:val="both"/>
-              <w:rPr>
-                <w:rFonts w:ascii="Calibri" w:hAnsi="Calibri" w:cs="Calibri"/>
-                <w:b/>
-                <w:bCs/>
-              </w:rPr>
-            </w:pPr>
-            <w:r>
+              <w:jc w:val="center"/>
+              <w:rPr>
+                <w:rFonts w:ascii="Calibri" w:hAnsi="Calibri" w:cs="Calibri"/>
+                <w:b/>
+                <w:bCs/>
+              </w:rPr>
+            </w:pPr>
+            <w:r>
+              <w:rPr>
+                <w:rFonts w:ascii="Calibri" w:hAnsi="Calibri" w:cs="Calibri"/>
+              </w:rPr>
               <w:t>RF07 (Alertas de licencias).</w:t>
             </w:r>
           </w:p>
@@ -540,6 +597,9 @@
               </w:rPr>
             </w:pPr>
             <w:r>
+              <w:rPr>
+                <w:rFonts w:ascii="Calibri" w:hAnsi="Calibri" w:cs="Calibri"/>
+              </w:rPr>
               <w:t>6</w:t>
             </w:r>
           </w:p>
@@ -558,6 +618,9 @@
               </w:rPr>
             </w:pPr>
             <w:r>
+              <w:rPr>
+                <w:rFonts w:ascii="Calibri" w:hAnsi="Calibri" w:cs="Calibri"/>
+              </w:rPr>
               <w:t>11-12</w:t>
             </w:r>
           </w:p>
@@ -568,20 +631,26 @@
           </w:tcPr>
           <w:p>
             <w:pPr>
-              <w:jc w:val="both"/>
-              <w:rPr>
-                <w:rFonts w:ascii="Calibri" w:hAnsi="Calibri" w:cs="Calibri"/>
-                <w:b/>
-                <w:bCs/>
-              </w:rPr>
-            </w:pPr>
-            <w:r>
+              <w:jc w:val="center"/>
+              <w:rPr>
+                <w:rFonts w:ascii="Calibri" w:hAnsi="Calibri" w:cs="Calibri"/>
+                <w:b/>
+                <w:bCs/>
+              </w:rPr>
+            </w:pPr>
+            <w:r>
+              <w:rPr>
+                <w:rFonts w:ascii="Calibri" w:hAnsi="Calibri" w:cs="Calibri"/>
+              </w:rPr>
               <w:t>Pruebas de integración y correcciones.</w:t>
             </w:r>
           </w:p>
         </w:tc>
       </w:tr>
       <w:tr>
+        <w:trPr>
+          <w:trHeight w:val="559"/>
+        </w:trPr>
         <w:tc>
           <w:tcPr>
             <w:tcW w:w="2942" w:type="dxa"/>
@@ -596,6 +665,9 @@
               </w:rPr>
             </w:pPr>
             <w:r>
+              <w:rPr>
+                <w:rFonts w:ascii="Calibri" w:hAnsi="Calibri" w:cs="Calibri"/>
+              </w:rPr>
               <w:t>7</w:t>
             </w:r>
           </w:p>
@@ -614,6 +686,9 @@
               </w:rPr>
             </w:pPr>
             <w:r>
+              <w:rPr>
+                <w:rFonts w:ascii="Calibri" w:hAnsi="Calibri" w:cs="Calibri"/>
+              </w:rPr>
               <w:t>13-14</w:t>
             </w:r>
           </w:p>
@@ -624,14 +699,17 @@
           </w:tcPr>
           <w:p>
             <w:pPr>
-              <w:jc w:val="both"/>
-              <w:rPr>
-                <w:rFonts w:ascii="Calibri" w:hAnsi="Calibri" w:cs="Calibri"/>
-                <w:b/>
-                <w:bCs/>
-              </w:rPr>
-            </w:pPr>
-            <w:r>
+              <w:jc w:val="center"/>
+              <w:rPr>
+                <w:rFonts w:ascii="Calibri" w:hAnsi="Calibri" w:cs="Calibri"/>
+                <w:b/>
+                <w:bCs/>
+              </w:rPr>
+            </w:pPr>
+            <w:r>
+              <w:rPr>
+                <w:rFonts w:ascii="Calibri" w:hAnsi="Calibri" w:cs="Calibri"/>
+              </w:rPr>
               <w:t>Capacitación a administradores y despliegue piloto.</w:t>
             </w:r>
           </w:p>
@@ -1266,6 +1344,7 @@
   <w:style w:type="character" w:default="1" w:styleId="Fuentedeprrafopredeter">
     <w:name w:val="Default Paragraph Font"/>
     <w:uiPriority w:val="1"/>
+    <w:semiHidden/>
     <w:unhideWhenUsed/>
   </w:style>
   <w:style w:type="table" w:default="1" w:styleId="Tablanormal">
